--- a/生物化學_18週課程大綱.docx
+++ b/生物化學_18週課程大綱.docx
@@ -2538,7 +2538,7 @@
                 <w:sz w:val="18"/>
                 <w:szCs w:val="18"/>
               </w:rPr>
-              <w:t xml:space="preserve">期中複習 + 期中考</w:t>
+              <w:t xml:space="preserve">碳水化合物與醣生物學</w:t>
             </w:r>
           </w:p>
           <w:p>
@@ -2554,7 +2554,7 @@
                 <w:sz w:val="18"/>
                 <w:szCs w:val="18"/>
               </w:rPr>
-              <w:t xml:space="preserve">Ôn tập &amp; Thi giữa kỳ</w:t>
+              <w:t xml:space="preserve">Carbohydrate</w:t>
             </w:r>
           </w:p>
         </w:tc>
@@ -2581,7 +2581,7 @@
                 <w:sz w:val="18"/>
                 <w:szCs w:val="18"/>
               </w:rPr>
-              <w:t xml:space="preserve">第 1–7 週統整</w:t>
+              <w:t xml:space="preserve">單醣、醣苷鍵、雙醣、澱粉/肝醣/纖維素、醣蛋白</w:t>
             </w:r>
           </w:p>
         </w:tc>
@@ -2608,7 +2608,7 @@
                 <w:sz w:val="18"/>
                 <w:szCs w:val="18"/>
               </w:rPr>
-              <w:t xml:space="preserve">—</w:t>
+              <w:t xml:space="preserve">Lehninger中譯 Ch7(p.270–307)</w:t>
             </w:r>
           </w:p>
         </w:tc>
@@ -2635,7 +2635,7 @@
                 <w:sz w:val="18"/>
                 <w:szCs w:val="18"/>
               </w:rPr>
-              <w:t xml:space="preserve">完成期中考</w:t>
+              <w:t xml:space="preserve">區分澱粉與肝醣;說明醣苷鍵</w:t>
             </w:r>
           </w:p>
         </w:tc>
@@ -2662,7 +2662,7 @@
                 <w:sz w:val="18"/>
                 <w:szCs w:val="18"/>
               </w:rPr>
-              <w:t xml:space="preserve">前 50 分複習(三語詞彙賓果);後 50 分考試</w:t>
+              <w:t xml:space="preserve">食物含醣量實例(越南日常食物:phở、bánh mì)</w:t>
             </w:r>
           </w:p>
         </w:tc>
@@ -2716,7 +2716,7 @@
                 <w:sz w:val="18"/>
                 <w:szCs w:val="18"/>
               </w:rPr>
-              <w:t xml:space="preserve">碳水化合物與醣生物學</w:t>
+              <w:t xml:space="preserve">期中複習 + 期中考</w:t>
             </w:r>
           </w:p>
           <w:p>
@@ -2732,7 +2732,7 @@
                 <w:sz w:val="18"/>
                 <w:szCs w:val="18"/>
               </w:rPr>
-              <w:t xml:space="preserve">Carbohydrate</w:t>
+              <w:t xml:space="preserve">Ôn tập &amp; Thi giữa kỳ</w:t>
             </w:r>
           </w:p>
         </w:tc>
@@ -2758,7 +2758,7 @@
                 <w:sz w:val="18"/>
                 <w:szCs w:val="18"/>
               </w:rPr>
-              <w:t xml:space="preserve">單醣、醣苷鍵、雙醣、澱粉/肝醣/纖維素、醣蛋白</w:t>
+              <w:t>第 1–8 週統整</w:t>
             </w:r>
           </w:p>
         </w:tc>
@@ -2784,7 +2784,7 @@
                 <w:sz w:val="18"/>
                 <w:szCs w:val="18"/>
               </w:rPr>
-              <w:t xml:space="preserve">Lehninger中譯 Ch7(p.270–307)</w:t>
+              <w:t xml:space="preserve">—</w:t>
             </w:r>
           </w:p>
         </w:tc>
@@ -2810,7 +2810,7 @@
                 <w:sz w:val="18"/>
                 <w:szCs w:val="18"/>
               </w:rPr>
-              <w:t xml:space="preserve">區分澱粉與肝醣;說明醣苷鍵</w:t>
+              <w:t xml:space="preserve">完成期中考</w:t>
             </w:r>
           </w:p>
         </w:tc>
@@ -2836,7 +2836,7 @@
                 <w:sz w:val="18"/>
                 <w:szCs w:val="18"/>
               </w:rPr>
-              <w:t xml:space="preserve">食物含醣量實例(越南日常食物:phở、bánh mì)</w:t>
+              <w:t xml:space="preserve">前 50 分複習(三語詞彙賓果);後 50 分考試</w:t>
             </w:r>
           </w:p>
         </w:tc>
@@ -5428,7 +5428,7 @@
                 <w:sz w:val="18"/>
                 <w:szCs w:val="18"/>
               </w:rPr>
-              <w:t xml:space="preserve">期中考(第 8 週)</w:t>
+              <w:t>期中考(第 9 週)</w:t>
             </w:r>
           </w:p>
         </w:tc>
@@ -5482,7 +5482,7 @@
                 <w:sz w:val="18"/>
                 <w:szCs w:val="18"/>
               </w:rPr>
-              <w:t xml:space="preserve">第 1–7 週;題型:標圖 40%、配對 20%、選擇 20%、計算 20%</w:t>
+              <w:t>第 1–8 週;題型:標圖 40%、配對 20%、選擇 20%、計算 20%</w:t>
             </w:r>
           </w:p>
         </w:tc>
@@ -5562,7 +5562,7 @@
                 <w:sz w:val="18"/>
                 <w:szCs w:val="18"/>
               </w:rPr>
-              <w:t xml:space="preserve">第 9–17 週為主;題型同上,另加一題代謝流程整合</w:t>
+              <w:t>第 10–17 週為主;題型同上,另加一題代謝流程整合</w:t>
             </w:r>
           </w:p>
         </w:tc>

--- a/生物化學_18週課程大綱.docx
+++ b/生物化學_18週課程大綱.docx
@@ -5319,7 +5319,7 @@
                 <w:sz w:val="18"/>
                 <w:szCs w:val="18"/>
               </w:rPr>
-              <w:t xml:space="preserve">每週 5 題、5 分鐘;共 16 次,取最佳 12 次計分</w:t>
+              <w:t>每週 8 題(5 詞彙+3 期考題型:標圖/配對/計算)、8 分鐘;共 16 次,取最佳 12 次計分</w:t>
             </w:r>
           </w:p>
         </w:tc>
